--- a/Projets/Recherche Emploi Data Engineer/Lettres de motivation/LM_ROBALO_Victor_Bluethink_DataEngineer.docx
+++ b/Projets/Recherche Emploi Data Engineer/Lettres de motivation/LM_ROBALO_Victor_Bluethink_DataEngineer.docx
@@ -368,7 +368,6 @@
           <w:vertAlign w:val="baseline"/>
           <w:rtl w:val="0"/>
         </w:rPr>
-        <w:t xml:space="preserve">Rouen, </w:t>
       </w:r>
       <w:r>
         <w:rPr>
@@ -458,7 +457,7 @@
           <w:szCs w:val="20"/>
           <w:rtl w:val="0"/>
         </w:rPr>
-        <w:t xml:space="preserve"> 22 rue d’Harcourt </w:t>
+        <w:t xml:space="preserve"> Mobile Île-de-France</w:t>
       </w:r>
     </w:p>
     <w:p>
@@ -478,7 +477,6 @@
           <w:szCs w:val="20"/>
           <w:rtl w:val="0"/>
         </w:rPr>
-        <w:t xml:space="preserve">76000 Rouen</w:t>
       </w:r>
     </w:p>
     <w:p>
